--- a/KURIKULUM2026_REVISI/DOCX/034_SEMBILAN_BENTUK_MBKM_DAN_REKOGNISI.docx
+++ b/KURIKULUM2026_REVISI/DOCX/034_SEMBILAN_BENTUK_MBKM_DAN_REKOGNISI.docx
@@ -82,9 +82,9 @@
       <w:r>
         <w:rPr>
           <w:color w:val="C8D2E1"/>
-          <w:sz w:val="16"/>
+          <w:sz w:val="14"/>
         </w:rPr>
-        <w:t>_________________________________________________________________________________</w:t>
+        <w:t>———————————————————————————————————————————————————————————————————————————</w:t>
       </w:r>
     </w:p>
     <w:p>
@@ -246,9 +246,9 @@
       <w:r>
         <w:rPr>
           <w:color w:val="C8D2E1"/>
-          <w:sz w:val="16"/>
+          <w:sz w:val="14"/>
         </w:rPr>
-        <w:t>_________________________________________________________________________________</w:t>
+        <w:t>———————————————————————————————————————————————————————————————————————————</w:t>
       </w:r>
     </w:p>
     <w:p>
@@ -282,11 +282,11 @@
         </w:tblBorders>
       </w:tblPr>
       <w:tblGrid>
-        <w:gridCol w:w="1806"/>
-        <w:gridCol w:w="1806"/>
-        <w:gridCol w:w="1806"/>
-        <w:gridCol w:w="1806"/>
-        <w:gridCol w:w="1806"/>
+        <w:gridCol w:w="1921"/>
+        <w:gridCol w:w="1921"/>
+        <w:gridCol w:w="1921"/>
+        <w:gridCol w:w="1921"/>
+        <w:gridCol w:w="1921"/>
       </w:tblGrid>
       <w:tr>
         <w:trPr>
@@ -296,7 +296,7 @@
         </w:trPr>
         <w:tc>
           <w:tcPr>
-            <w:tcW w:type="dxa" w:w="1806"/>
+            <w:tcW w:type="dxa" w:w="1921"/>
             <w:vAlign w:val="center"/>
             <w:shd w:fill="1F3864"/>
             <w:tcMar>
@@ -324,7 +324,7 @@
         </w:tc>
         <w:tc>
           <w:tcPr>
-            <w:tcW w:type="dxa" w:w="1806"/>
+            <w:tcW w:type="dxa" w:w="1921"/>
             <w:vAlign w:val="center"/>
             <w:shd w:fill="1F3864"/>
             <w:tcMar>
@@ -352,7 +352,7 @@
         </w:tc>
         <w:tc>
           <w:tcPr>
-            <w:tcW w:type="dxa" w:w="1806"/>
+            <w:tcW w:type="dxa" w:w="1921"/>
             <w:vAlign w:val="center"/>
             <w:shd w:fill="1F3864"/>
             <w:tcMar>
@@ -380,7 +380,7 @@
         </w:tc>
         <w:tc>
           <w:tcPr>
-            <w:tcW w:type="dxa" w:w="1806"/>
+            <w:tcW w:type="dxa" w:w="1921"/>
             <w:vAlign w:val="center"/>
             <w:shd w:fill="1F3864"/>
             <w:tcMar>
@@ -408,7 +408,7 @@
         </w:tc>
         <w:tc>
           <w:tcPr>
-            <w:tcW w:type="dxa" w:w="1806"/>
+            <w:tcW w:type="dxa" w:w="1921"/>
             <w:vAlign w:val="center"/>
             <w:shd w:fill="1F3864"/>
             <w:tcMar>
@@ -441,14 +441,14 @@
         </w:trPr>
         <w:tc>
           <w:tcPr>
-            <w:tcW w:type="dxa" w:w="1806"/>
+            <w:tcW w:type="dxa" w:w="1921"/>
             <w:vAlign w:val="center"/>
             <w:shd w:fill="FFFFFF"/>
             <w:tcMar>
-              <w:top w:w="80" w:type="dxa"/>
-              <w:bottom w:w="80" w:type="dxa"/>
-              <w:left w:w="100" w:type="dxa"/>
-              <w:right w:w="100" w:type="dxa"/>
+              <w:top w:w="70" w:type="dxa"/>
+              <w:bottom w:w="70" w:type="dxa"/>
+              <w:left w:w="90" w:type="dxa"/>
+              <w:right w:w="90" w:type="dxa"/>
             </w:tcMar>
           </w:tcPr>
           <w:p>
@@ -468,14 +468,14 @@
         </w:tc>
         <w:tc>
           <w:tcPr>
-            <w:tcW w:type="dxa" w:w="1806"/>
+            <w:tcW w:type="dxa" w:w="1921"/>
             <w:vAlign w:val="center"/>
             <w:shd w:fill="FFFFFF"/>
             <w:tcMar>
-              <w:top w:w="80" w:type="dxa"/>
-              <w:bottom w:w="80" w:type="dxa"/>
-              <w:left w:w="100" w:type="dxa"/>
-              <w:right w:w="100" w:type="dxa"/>
+              <w:top w:w="70" w:type="dxa"/>
+              <w:bottom w:w="70" w:type="dxa"/>
+              <w:left w:w="90" w:type="dxa"/>
+              <w:right w:w="90" w:type="dxa"/>
             </w:tcMar>
           </w:tcPr>
           <w:p>
@@ -496,14 +496,14 @@
         </w:tc>
         <w:tc>
           <w:tcPr>
-            <w:tcW w:type="dxa" w:w="1806"/>
+            <w:tcW w:type="dxa" w:w="1921"/>
             <w:vAlign w:val="center"/>
             <w:shd w:fill="FFFFFF"/>
             <w:tcMar>
-              <w:top w:w="80" w:type="dxa"/>
-              <w:bottom w:w="80" w:type="dxa"/>
-              <w:left w:w="100" w:type="dxa"/>
-              <w:right w:w="100" w:type="dxa"/>
+              <w:top w:w="70" w:type="dxa"/>
+              <w:bottom w:w="70" w:type="dxa"/>
+              <w:left w:w="90" w:type="dxa"/>
+              <w:right w:w="90" w:type="dxa"/>
             </w:tcMar>
           </w:tcPr>
           <w:p>
@@ -523,14 +523,14 @@
         </w:tc>
         <w:tc>
           <w:tcPr>
-            <w:tcW w:type="dxa" w:w="1806"/>
+            <w:tcW w:type="dxa" w:w="1921"/>
             <w:vAlign w:val="center"/>
             <w:shd w:fill="FFFFFF"/>
             <w:tcMar>
-              <w:top w:w="80" w:type="dxa"/>
-              <w:bottom w:w="80" w:type="dxa"/>
-              <w:left w:w="100" w:type="dxa"/>
-              <w:right w:w="100" w:type="dxa"/>
+              <w:top w:w="70" w:type="dxa"/>
+              <w:bottom w:w="70" w:type="dxa"/>
+              <w:left w:w="90" w:type="dxa"/>
+              <w:right w:w="90" w:type="dxa"/>
             </w:tcMar>
           </w:tcPr>
           <w:p>
@@ -550,14 +550,14 @@
         </w:tc>
         <w:tc>
           <w:tcPr>
-            <w:tcW w:type="dxa" w:w="1806"/>
+            <w:tcW w:type="dxa" w:w="1921"/>
             <w:vAlign w:val="center"/>
             <w:shd w:fill="FFFFFF"/>
             <w:tcMar>
-              <w:top w:w="80" w:type="dxa"/>
-              <w:bottom w:w="80" w:type="dxa"/>
-              <w:left w:w="100" w:type="dxa"/>
-              <w:right w:w="100" w:type="dxa"/>
+              <w:top w:w="70" w:type="dxa"/>
+              <w:bottom w:w="70" w:type="dxa"/>
+              <w:left w:w="90" w:type="dxa"/>
+              <w:right w:w="90" w:type="dxa"/>
             </w:tcMar>
           </w:tcPr>
           <w:p>
@@ -582,14 +582,14 @@
         </w:trPr>
         <w:tc>
           <w:tcPr>
-            <w:tcW w:type="dxa" w:w="1806"/>
+            <w:tcW w:type="dxa" w:w="1921"/>
             <w:vAlign w:val="center"/>
             <w:shd w:fill="F2F5F9"/>
             <w:tcMar>
-              <w:top w:w="80" w:type="dxa"/>
-              <w:bottom w:w="80" w:type="dxa"/>
-              <w:left w:w="100" w:type="dxa"/>
-              <w:right w:w="100" w:type="dxa"/>
+              <w:top w:w="70" w:type="dxa"/>
+              <w:bottom w:w="70" w:type="dxa"/>
+              <w:left w:w="90" w:type="dxa"/>
+              <w:right w:w="90" w:type="dxa"/>
             </w:tcMar>
           </w:tcPr>
           <w:p>
@@ -609,14 +609,14 @@
         </w:tc>
         <w:tc>
           <w:tcPr>
-            <w:tcW w:type="dxa" w:w="1806"/>
+            <w:tcW w:type="dxa" w:w="1921"/>
             <w:vAlign w:val="center"/>
             <w:shd w:fill="F2F5F9"/>
             <w:tcMar>
-              <w:top w:w="80" w:type="dxa"/>
-              <w:bottom w:w="80" w:type="dxa"/>
-              <w:left w:w="100" w:type="dxa"/>
-              <w:right w:w="100" w:type="dxa"/>
+              <w:top w:w="70" w:type="dxa"/>
+              <w:bottom w:w="70" w:type="dxa"/>
+              <w:left w:w="90" w:type="dxa"/>
+              <w:right w:w="90" w:type="dxa"/>
             </w:tcMar>
           </w:tcPr>
           <w:p>
@@ -637,14 +637,14 @@
         </w:tc>
         <w:tc>
           <w:tcPr>
-            <w:tcW w:type="dxa" w:w="1806"/>
+            <w:tcW w:type="dxa" w:w="1921"/>
             <w:vAlign w:val="center"/>
             <w:shd w:fill="F2F5F9"/>
             <w:tcMar>
-              <w:top w:w="80" w:type="dxa"/>
-              <w:bottom w:w="80" w:type="dxa"/>
-              <w:left w:w="100" w:type="dxa"/>
-              <w:right w:w="100" w:type="dxa"/>
+              <w:top w:w="70" w:type="dxa"/>
+              <w:bottom w:w="70" w:type="dxa"/>
+              <w:left w:w="90" w:type="dxa"/>
+              <w:right w:w="90" w:type="dxa"/>
             </w:tcMar>
           </w:tcPr>
           <w:p>
@@ -664,14 +664,14 @@
         </w:tc>
         <w:tc>
           <w:tcPr>
-            <w:tcW w:type="dxa" w:w="1806"/>
+            <w:tcW w:type="dxa" w:w="1921"/>
             <w:vAlign w:val="center"/>
             <w:shd w:fill="F2F5F9"/>
             <w:tcMar>
-              <w:top w:w="80" w:type="dxa"/>
-              <w:bottom w:w="80" w:type="dxa"/>
-              <w:left w:w="100" w:type="dxa"/>
-              <w:right w:w="100" w:type="dxa"/>
+              <w:top w:w="70" w:type="dxa"/>
+              <w:bottom w:w="70" w:type="dxa"/>
+              <w:left w:w="90" w:type="dxa"/>
+              <w:right w:w="90" w:type="dxa"/>
             </w:tcMar>
           </w:tcPr>
           <w:p>
@@ -691,14 +691,14 @@
         </w:tc>
         <w:tc>
           <w:tcPr>
-            <w:tcW w:type="dxa" w:w="1806"/>
+            <w:tcW w:type="dxa" w:w="1921"/>
             <w:vAlign w:val="center"/>
             <w:shd w:fill="F2F5F9"/>
             <w:tcMar>
-              <w:top w:w="80" w:type="dxa"/>
-              <w:bottom w:w="80" w:type="dxa"/>
-              <w:left w:w="100" w:type="dxa"/>
-              <w:right w:w="100" w:type="dxa"/>
+              <w:top w:w="70" w:type="dxa"/>
+              <w:bottom w:w="70" w:type="dxa"/>
+              <w:left w:w="90" w:type="dxa"/>
+              <w:right w:w="90" w:type="dxa"/>
             </w:tcMar>
           </w:tcPr>
           <w:p>
@@ -723,14 +723,14 @@
         </w:trPr>
         <w:tc>
           <w:tcPr>
-            <w:tcW w:type="dxa" w:w="1806"/>
+            <w:tcW w:type="dxa" w:w="1921"/>
             <w:vAlign w:val="center"/>
             <w:shd w:fill="FFFFFF"/>
             <w:tcMar>
-              <w:top w:w="80" w:type="dxa"/>
-              <w:bottom w:w="80" w:type="dxa"/>
-              <w:left w:w="100" w:type="dxa"/>
-              <w:right w:w="100" w:type="dxa"/>
+              <w:top w:w="70" w:type="dxa"/>
+              <w:bottom w:w="70" w:type="dxa"/>
+              <w:left w:w="90" w:type="dxa"/>
+              <w:right w:w="90" w:type="dxa"/>
             </w:tcMar>
           </w:tcPr>
           <w:p>
@@ -750,14 +750,14 @@
         </w:tc>
         <w:tc>
           <w:tcPr>
-            <w:tcW w:type="dxa" w:w="1806"/>
+            <w:tcW w:type="dxa" w:w="1921"/>
             <w:vAlign w:val="center"/>
             <w:shd w:fill="FFFFFF"/>
             <w:tcMar>
-              <w:top w:w="80" w:type="dxa"/>
-              <w:bottom w:w="80" w:type="dxa"/>
-              <w:left w:w="100" w:type="dxa"/>
-              <w:right w:w="100" w:type="dxa"/>
+              <w:top w:w="70" w:type="dxa"/>
+              <w:bottom w:w="70" w:type="dxa"/>
+              <w:left w:w="90" w:type="dxa"/>
+              <w:right w:w="90" w:type="dxa"/>
             </w:tcMar>
           </w:tcPr>
           <w:p>
@@ -778,14 +778,14 @@
         </w:tc>
         <w:tc>
           <w:tcPr>
-            <w:tcW w:type="dxa" w:w="1806"/>
+            <w:tcW w:type="dxa" w:w="1921"/>
             <w:vAlign w:val="center"/>
             <w:shd w:fill="FFFFFF"/>
             <w:tcMar>
-              <w:top w:w="80" w:type="dxa"/>
-              <w:bottom w:w="80" w:type="dxa"/>
-              <w:left w:w="100" w:type="dxa"/>
-              <w:right w:w="100" w:type="dxa"/>
+              <w:top w:w="70" w:type="dxa"/>
+              <w:bottom w:w="70" w:type="dxa"/>
+              <w:left w:w="90" w:type="dxa"/>
+              <w:right w:w="90" w:type="dxa"/>
             </w:tcMar>
           </w:tcPr>
           <w:p>
@@ -805,14 +805,14 @@
         </w:tc>
         <w:tc>
           <w:tcPr>
-            <w:tcW w:type="dxa" w:w="1806"/>
+            <w:tcW w:type="dxa" w:w="1921"/>
             <w:vAlign w:val="center"/>
             <w:shd w:fill="FFFFFF"/>
             <w:tcMar>
-              <w:top w:w="80" w:type="dxa"/>
-              <w:bottom w:w="80" w:type="dxa"/>
-              <w:left w:w="100" w:type="dxa"/>
-              <w:right w:w="100" w:type="dxa"/>
+              <w:top w:w="70" w:type="dxa"/>
+              <w:bottom w:w="70" w:type="dxa"/>
+              <w:left w:w="90" w:type="dxa"/>
+              <w:right w:w="90" w:type="dxa"/>
             </w:tcMar>
           </w:tcPr>
           <w:p>
@@ -832,14 +832,14 @@
         </w:tc>
         <w:tc>
           <w:tcPr>
-            <w:tcW w:type="dxa" w:w="1806"/>
+            <w:tcW w:type="dxa" w:w="1921"/>
             <w:vAlign w:val="center"/>
             <w:shd w:fill="FFFFFF"/>
             <w:tcMar>
-              <w:top w:w="80" w:type="dxa"/>
-              <w:bottom w:w="80" w:type="dxa"/>
-              <w:left w:w="100" w:type="dxa"/>
-              <w:right w:w="100" w:type="dxa"/>
+              <w:top w:w="70" w:type="dxa"/>
+              <w:bottom w:w="70" w:type="dxa"/>
+              <w:left w:w="90" w:type="dxa"/>
+              <w:right w:w="90" w:type="dxa"/>
             </w:tcMar>
           </w:tcPr>
           <w:p>
@@ -864,14 +864,14 @@
         </w:trPr>
         <w:tc>
           <w:tcPr>
-            <w:tcW w:type="dxa" w:w="1806"/>
+            <w:tcW w:type="dxa" w:w="1921"/>
             <w:vAlign w:val="center"/>
             <w:shd w:fill="F2F5F9"/>
             <w:tcMar>
-              <w:top w:w="80" w:type="dxa"/>
-              <w:bottom w:w="80" w:type="dxa"/>
-              <w:left w:w="100" w:type="dxa"/>
-              <w:right w:w="100" w:type="dxa"/>
+              <w:top w:w="70" w:type="dxa"/>
+              <w:bottom w:w="70" w:type="dxa"/>
+              <w:left w:w="90" w:type="dxa"/>
+              <w:right w:w="90" w:type="dxa"/>
             </w:tcMar>
           </w:tcPr>
           <w:p>
@@ -891,14 +891,14 @@
         </w:tc>
         <w:tc>
           <w:tcPr>
-            <w:tcW w:type="dxa" w:w="1806"/>
+            <w:tcW w:type="dxa" w:w="1921"/>
             <w:vAlign w:val="center"/>
             <w:shd w:fill="F2F5F9"/>
             <w:tcMar>
-              <w:top w:w="80" w:type="dxa"/>
-              <w:bottom w:w="80" w:type="dxa"/>
-              <w:left w:w="100" w:type="dxa"/>
-              <w:right w:w="100" w:type="dxa"/>
+              <w:top w:w="70" w:type="dxa"/>
+              <w:bottom w:w="70" w:type="dxa"/>
+              <w:left w:w="90" w:type="dxa"/>
+              <w:right w:w="90" w:type="dxa"/>
             </w:tcMar>
           </w:tcPr>
           <w:p>
@@ -919,14 +919,14 @@
         </w:tc>
         <w:tc>
           <w:tcPr>
-            <w:tcW w:type="dxa" w:w="1806"/>
+            <w:tcW w:type="dxa" w:w="1921"/>
             <w:vAlign w:val="center"/>
             <w:shd w:fill="F2F5F9"/>
             <w:tcMar>
-              <w:top w:w="80" w:type="dxa"/>
-              <w:bottom w:w="80" w:type="dxa"/>
-              <w:left w:w="100" w:type="dxa"/>
-              <w:right w:w="100" w:type="dxa"/>
+              <w:top w:w="70" w:type="dxa"/>
+              <w:bottom w:w="70" w:type="dxa"/>
+              <w:left w:w="90" w:type="dxa"/>
+              <w:right w:w="90" w:type="dxa"/>
             </w:tcMar>
           </w:tcPr>
           <w:p>
@@ -946,14 +946,14 @@
         </w:tc>
         <w:tc>
           <w:tcPr>
-            <w:tcW w:type="dxa" w:w="1806"/>
+            <w:tcW w:type="dxa" w:w="1921"/>
             <w:vAlign w:val="center"/>
             <w:shd w:fill="F2F5F9"/>
             <w:tcMar>
-              <w:top w:w="80" w:type="dxa"/>
-              <w:bottom w:w="80" w:type="dxa"/>
-              <w:left w:w="100" w:type="dxa"/>
-              <w:right w:w="100" w:type="dxa"/>
+              <w:top w:w="70" w:type="dxa"/>
+              <w:bottom w:w="70" w:type="dxa"/>
+              <w:left w:w="90" w:type="dxa"/>
+              <w:right w:w="90" w:type="dxa"/>
             </w:tcMar>
           </w:tcPr>
           <w:p>
@@ -973,14 +973,14 @@
         </w:tc>
         <w:tc>
           <w:tcPr>
-            <w:tcW w:type="dxa" w:w="1806"/>
+            <w:tcW w:type="dxa" w:w="1921"/>
             <w:vAlign w:val="center"/>
             <w:shd w:fill="F2F5F9"/>
             <w:tcMar>
-              <w:top w:w="80" w:type="dxa"/>
-              <w:bottom w:w="80" w:type="dxa"/>
-              <w:left w:w="100" w:type="dxa"/>
-              <w:right w:w="100" w:type="dxa"/>
+              <w:top w:w="70" w:type="dxa"/>
+              <w:bottom w:w="70" w:type="dxa"/>
+              <w:left w:w="90" w:type="dxa"/>
+              <w:right w:w="90" w:type="dxa"/>
             </w:tcMar>
           </w:tcPr>
           <w:p>
@@ -1021,14 +1021,14 @@
         </w:trPr>
         <w:tc>
           <w:tcPr>
-            <w:tcW w:type="dxa" w:w="1806"/>
+            <w:tcW w:type="dxa" w:w="1921"/>
             <w:vAlign w:val="center"/>
             <w:shd w:fill="FFFFFF"/>
             <w:tcMar>
-              <w:top w:w="80" w:type="dxa"/>
-              <w:bottom w:w="80" w:type="dxa"/>
-              <w:left w:w="100" w:type="dxa"/>
-              <w:right w:w="100" w:type="dxa"/>
+              <w:top w:w="70" w:type="dxa"/>
+              <w:bottom w:w="70" w:type="dxa"/>
+              <w:left w:w="90" w:type="dxa"/>
+              <w:right w:w="90" w:type="dxa"/>
             </w:tcMar>
           </w:tcPr>
           <w:p>
@@ -1048,14 +1048,14 @@
         </w:tc>
         <w:tc>
           <w:tcPr>
-            <w:tcW w:type="dxa" w:w="1806"/>
+            <w:tcW w:type="dxa" w:w="1921"/>
             <w:vAlign w:val="center"/>
             <w:shd w:fill="FFFFFF"/>
             <w:tcMar>
-              <w:top w:w="80" w:type="dxa"/>
-              <w:bottom w:w="80" w:type="dxa"/>
-              <w:left w:w="100" w:type="dxa"/>
-              <w:right w:w="100" w:type="dxa"/>
+              <w:top w:w="70" w:type="dxa"/>
+              <w:bottom w:w="70" w:type="dxa"/>
+              <w:left w:w="90" w:type="dxa"/>
+              <w:right w:w="90" w:type="dxa"/>
             </w:tcMar>
           </w:tcPr>
           <w:p>
@@ -1076,14 +1076,14 @@
         </w:tc>
         <w:tc>
           <w:tcPr>
-            <w:tcW w:type="dxa" w:w="1806"/>
+            <w:tcW w:type="dxa" w:w="1921"/>
             <w:vAlign w:val="center"/>
             <w:shd w:fill="FFFFFF"/>
             <w:tcMar>
-              <w:top w:w="80" w:type="dxa"/>
-              <w:bottom w:w="80" w:type="dxa"/>
-              <w:left w:w="100" w:type="dxa"/>
-              <w:right w:w="100" w:type="dxa"/>
+              <w:top w:w="70" w:type="dxa"/>
+              <w:bottom w:w="70" w:type="dxa"/>
+              <w:left w:w="90" w:type="dxa"/>
+              <w:right w:w="90" w:type="dxa"/>
             </w:tcMar>
           </w:tcPr>
           <w:p>
@@ -1103,14 +1103,14 @@
         </w:tc>
         <w:tc>
           <w:tcPr>
-            <w:tcW w:type="dxa" w:w="1806"/>
+            <w:tcW w:type="dxa" w:w="1921"/>
             <w:vAlign w:val="center"/>
             <w:shd w:fill="FFFFFF"/>
             <w:tcMar>
-              <w:top w:w="80" w:type="dxa"/>
-              <w:bottom w:w="80" w:type="dxa"/>
-              <w:left w:w="100" w:type="dxa"/>
-              <w:right w:w="100" w:type="dxa"/>
+              <w:top w:w="70" w:type="dxa"/>
+              <w:bottom w:w="70" w:type="dxa"/>
+              <w:left w:w="90" w:type="dxa"/>
+              <w:right w:w="90" w:type="dxa"/>
             </w:tcMar>
           </w:tcPr>
           <w:p>
@@ -1130,14 +1130,14 @@
         </w:tc>
         <w:tc>
           <w:tcPr>
-            <w:tcW w:type="dxa" w:w="1806"/>
+            <w:tcW w:type="dxa" w:w="1921"/>
             <w:vAlign w:val="center"/>
             <w:shd w:fill="FFFFFF"/>
             <w:tcMar>
-              <w:top w:w="80" w:type="dxa"/>
-              <w:bottom w:w="80" w:type="dxa"/>
-              <w:left w:w="100" w:type="dxa"/>
-              <w:right w:w="100" w:type="dxa"/>
+              <w:top w:w="70" w:type="dxa"/>
+              <w:bottom w:w="70" w:type="dxa"/>
+              <w:left w:w="90" w:type="dxa"/>
+              <w:right w:w="90" w:type="dxa"/>
             </w:tcMar>
           </w:tcPr>
           <w:p>
@@ -1162,14 +1162,14 @@
         </w:trPr>
         <w:tc>
           <w:tcPr>
-            <w:tcW w:type="dxa" w:w="1806"/>
+            <w:tcW w:type="dxa" w:w="1921"/>
             <w:vAlign w:val="center"/>
             <w:shd w:fill="F2F5F9"/>
             <w:tcMar>
-              <w:top w:w="80" w:type="dxa"/>
-              <w:bottom w:w="80" w:type="dxa"/>
-              <w:left w:w="100" w:type="dxa"/>
-              <w:right w:w="100" w:type="dxa"/>
+              <w:top w:w="70" w:type="dxa"/>
+              <w:bottom w:w="70" w:type="dxa"/>
+              <w:left w:w="90" w:type="dxa"/>
+              <w:right w:w="90" w:type="dxa"/>
             </w:tcMar>
           </w:tcPr>
           <w:p>
@@ -1189,14 +1189,14 @@
         </w:tc>
         <w:tc>
           <w:tcPr>
-            <w:tcW w:type="dxa" w:w="1806"/>
+            <w:tcW w:type="dxa" w:w="1921"/>
             <w:vAlign w:val="center"/>
             <w:shd w:fill="F2F5F9"/>
             <w:tcMar>
-              <w:top w:w="80" w:type="dxa"/>
-              <w:bottom w:w="80" w:type="dxa"/>
-              <w:left w:w="100" w:type="dxa"/>
-              <w:right w:w="100" w:type="dxa"/>
+              <w:top w:w="70" w:type="dxa"/>
+              <w:bottom w:w="70" w:type="dxa"/>
+              <w:left w:w="90" w:type="dxa"/>
+              <w:right w:w="90" w:type="dxa"/>
             </w:tcMar>
           </w:tcPr>
           <w:p>
@@ -1217,14 +1217,14 @@
         </w:tc>
         <w:tc>
           <w:tcPr>
-            <w:tcW w:type="dxa" w:w="1806"/>
+            <w:tcW w:type="dxa" w:w="1921"/>
             <w:vAlign w:val="center"/>
             <w:shd w:fill="F2F5F9"/>
             <w:tcMar>
-              <w:top w:w="80" w:type="dxa"/>
-              <w:bottom w:w="80" w:type="dxa"/>
-              <w:left w:w="100" w:type="dxa"/>
-              <w:right w:w="100" w:type="dxa"/>
+              <w:top w:w="70" w:type="dxa"/>
+              <w:bottom w:w="70" w:type="dxa"/>
+              <w:left w:w="90" w:type="dxa"/>
+              <w:right w:w="90" w:type="dxa"/>
             </w:tcMar>
           </w:tcPr>
           <w:p>
@@ -1244,14 +1244,14 @@
         </w:tc>
         <w:tc>
           <w:tcPr>
-            <w:tcW w:type="dxa" w:w="1806"/>
+            <w:tcW w:type="dxa" w:w="1921"/>
             <w:vAlign w:val="center"/>
             <w:shd w:fill="F2F5F9"/>
             <w:tcMar>
-              <w:top w:w="80" w:type="dxa"/>
-              <w:bottom w:w="80" w:type="dxa"/>
-              <w:left w:w="100" w:type="dxa"/>
-              <w:right w:w="100" w:type="dxa"/>
+              <w:top w:w="70" w:type="dxa"/>
+              <w:bottom w:w="70" w:type="dxa"/>
+              <w:left w:w="90" w:type="dxa"/>
+              <w:right w:w="90" w:type="dxa"/>
             </w:tcMar>
           </w:tcPr>
           <w:p>
@@ -1271,14 +1271,14 @@
         </w:tc>
         <w:tc>
           <w:tcPr>
-            <w:tcW w:type="dxa" w:w="1806"/>
+            <w:tcW w:type="dxa" w:w="1921"/>
             <w:vAlign w:val="center"/>
             <w:shd w:fill="F2F5F9"/>
             <w:tcMar>
-              <w:top w:w="80" w:type="dxa"/>
-              <w:bottom w:w="80" w:type="dxa"/>
-              <w:left w:w="100" w:type="dxa"/>
-              <w:right w:w="100" w:type="dxa"/>
+              <w:top w:w="70" w:type="dxa"/>
+              <w:bottom w:w="70" w:type="dxa"/>
+              <w:left w:w="90" w:type="dxa"/>
+              <w:right w:w="90" w:type="dxa"/>
             </w:tcMar>
           </w:tcPr>
           <w:p>
@@ -1335,14 +1335,14 @@
         </w:trPr>
         <w:tc>
           <w:tcPr>
-            <w:tcW w:type="dxa" w:w="1806"/>
+            <w:tcW w:type="dxa" w:w="1921"/>
             <w:vAlign w:val="center"/>
             <w:shd w:fill="FFFFFF"/>
             <w:tcMar>
-              <w:top w:w="80" w:type="dxa"/>
-              <w:bottom w:w="80" w:type="dxa"/>
-              <w:left w:w="100" w:type="dxa"/>
-              <w:right w:w="100" w:type="dxa"/>
+              <w:top w:w="70" w:type="dxa"/>
+              <w:bottom w:w="70" w:type="dxa"/>
+              <w:left w:w="90" w:type="dxa"/>
+              <w:right w:w="90" w:type="dxa"/>
             </w:tcMar>
           </w:tcPr>
           <w:p>
@@ -1362,14 +1362,14 @@
         </w:tc>
         <w:tc>
           <w:tcPr>
-            <w:tcW w:type="dxa" w:w="1806"/>
+            <w:tcW w:type="dxa" w:w="1921"/>
             <w:vAlign w:val="center"/>
             <w:shd w:fill="FFFFFF"/>
             <w:tcMar>
-              <w:top w:w="80" w:type="dxa"/>
-              <w:bottom w:w="80" w:type="dxa"/>
-              <w:left w:w="100" w:type="dxa"/>
-              <w:right w:w="100" w:type="dxa"/>
+              <w:top w:w="70" w:type="dxa"/>
+              <w:bottom w:w="70" w:type="dxa"/>
+              <w:left w:w="90" w:type="dxa"/>
+              <w:right w:w="90" w:type="dxa"/>
             </w:tcMar>
           </w:tcPr>
           <w:p>
@@ -1390,14 +1390,14 @@
         </w:tc>
         <w:tc>
           <w:tcPr>
-            <w:tcW w:type="dxa" w:w="1806"/>
+            <w:tcW w:type="dxa" w:w="1921"/>
             <w:vAlign w:val="center"/>
             <w:shd w:fill="FFFFFF"/>
             <w:tcMar>
-              <w:top w:w="80" w:type="dxa"/>
-              <w:bottom w:w="80" w:type="dxa"/>
-              <w:left w:w="100" w:type="dxa"/>
-              <w:right w:w="100" w:type="dxa"/>
+              <w:top w:w="70" w:type="dxa"/>
+              <w:bottom w:w="70" w:type="dxa"/>
+              <w:left w:w="90" w:type="dxa"/>
+              <w:right w:w="90" w:type="dxa"/>
             </w:tcMar>
           </w:tcPr>
           <w:p>
@@ -1417,14 +1417,14 @@
         </w:tc>
         <w:tc>
           <w:tcPr>
-            <w:tcW w:type="dxa" w:w="1806"/>
+            <w:tcW w:type="dxa" w:w="1921"/>
             <w:vAlign w:val="center"/>
             <w:shd w:fill="FFFFFF"/>
             <w:tcMar>
-              <w:top w:w="80" w:type="dxa"/>
-              <w:bottom w:w="80" w:type="dxa"/>
-              <w:left w:w="100" w:type="dxa"/>
-              <w:right w:w="100" w:type="dxa"/>
+              <w:top w:w="70" w:type="dxa"/>
+              <w:bottom w:w="70" w:type="dxa"/>
+              <w:left w:w="90" w:type="dxa"/>
+              <w:right w:w="90" w:type="dxa"/>
             </w:tcMar>
           </w:tcPr>
           <w:p>
@@ -1444,14 +1444,14 @@
         </w:tc>
         <w:tc>
           <w:tcPr>
-            <w:tcW w:type="dxa" w:w="1806"/>
+            <w:tcW w:type="dxa" w:w="1921"/>
             <w:vAlign w:val="center"/>
             <w:shd w:fill="FFFFFF"/>
             <w:tcMar>
-              <w:top w:w="80" w:type="dxa"/>
-              <w:bottom w:w="80" w:type="dxa"/>
-              <w:left w:w="100" w:type="dxa"/>
-              <w:right w:w="100" w:type="dxa"/>
+              <w:top w:w="70" w:type="dxa"/>
+              <w:bottom w:w="70" w:type="dxa"/>
+              <w:left w:w="90" w:type="dxa"/>
+              <w:right w:w="90" w:type="dxa"/>
             </w:tcMar>
           </w:tcPr>
           <w:p>
@@ -1476,14 +1476,14 @@
         </w:trPr>
         <w:tc>
           <w:tcPr>
-            <w:tcW w:type="dxa" w:w="1806"/>
+            <w:tcW w:type="dxa" w:w="1921"/>
             <w:vAlign w:val="center"/>
             <w:shd w:fill="F2F5F9"/>
             <w:tcMar>
-              <w:top w:w="80" w:type="dxa"/>
-              <w:bottom w:w="80" w:type="dxa"/>
-              <w:left w:w="100" w:type="dxa"/>
-              <w:right w:w="100" w:type="dxa"/>
+              <w:top w:w="70" w:type="dxa"/>
+              <w:bottom w:w="70" w:type="dxa"/>
+              <w:left w:w="90" w:type="dxa"/>
+              <w:right w:w="90" w:type="dxa"/>
             </w:tcMar>
           </w:tcPr>
           <w:p>
@@ -1503,14 +1503,14 @@
         </w:tc>
         <w:tc>
           <w:tcPr>
-            <w:tcW w:type="dxa" w:w="1806"/>
+            <w:tcW w:type="dxa" w:w="1921"/>
             <w:vAlign w:val="center"/>
             <w:shd w:fill="F2F5F9"/>
             <w:tcMar>
-              <w:top w:w="80" w:type="dxa"/>
-              <w:bottom w:w="80" w:type="dxa"/>
-              <w:left w:w="100" w:type="dxa"/>
-              <w:right w:w="100" w:type="dxa"/>
+              <w:top w:w="70" w:type="dxa"/>
+              <w:bottom w:w="70" w:type="dxa"/>
+              <w:left w:w="90" w:type="dxa"/>
+              <w:right w:w="90" w:type="dxa"/>
             </w:tcMar>
           </w:tcPr>
           <w:p>
@@ -1531,14 +1531,14 @@
         </w:tc>
         <w:tc>
           <w:tcPr>
-            <w:tcW w:type="dxa" w:w="1806"/>
+            <w:tcW w:type="dxa" w:w="1921"/>
             <w:vAlign w:val="center"/>
             <w:shd w:fill="F2F5F9"/>
             <w:tcMar>
-              <w:top w:w="80" w:type="dxa"/>
-              <w:bottom w:w="80" w:type="dxa"/>
-              <w:left w:w="100" w:type="dxa"/>
-              <w:right w:w="100" w:type="dxa"/>
+              <w:top w:w="70" w:type="dxa"/>
+              <w:bottom w:w="70" w:type="dxa"/>
+              <w:left w:w="90" w:type="dxa"/>
+              <w:right w:w="90" w:type="dxa"/>
             </w:tcMar>
           </w:tcPr>
           <w:p>
@@ -1558,14 +1558,14 @@
         </w:tc>
         <w:tc>
           <w:tcPr>
-            <w:tcW w:type="dxa" w:w="1806"/>
+            <w:tcW w:type="dxa" w:w="1921"/>
             <w:vAlign w:val="center"/>
             <w:shd w:fill="F2F5F9"/>
             <w:tcMar>
-              <w:top w:w="80" w:type="dxa"/>
-              <w:bottom w:w="80" w:type="dxa"/>
-              <w:left w:w="100" w:type="dxa"/>
-              <w:right w:w="100" w:type="dxa"/>
+              <w:top w:w="70" w:type="dxa"/>
+              <w:bottom w:w="70" w:type="dxa"/>
+              <w:left w:w="90" w:type="dxa"/>
+              <w:right w:w="90" w:type="dxa"/>
             </w:tcMar>
           </w:tcPr>
           <w:p>
@@ -1585,14 +1585,14 @@
         </w:tc>
         <w:tc>
           <w:tcPr>
-            <w:tcW w:type="dxa" w:w="1806"/>
+            <w:tcW w:type="dxa" w:w="1921"/>
             <w:vAlign w:val="center"/>
             <w:shd w:fill="F2F5F9"/>
             <w:tcMar>
-              <w:top w:w="80" w:type="dxa"/>
-              <w:bottom w:w="80" w:type="dxa"/>
-              <w:left w:w="100" w:type="dxa"/>
-              <w:right w:w="100" w:type="dxa"/>
+              <w:top w:w="70" w:type="dxa"/>
+              <w:bottom w:w="70" w:type="dxa"/>
+              <w:left w:w="90" w:type="dxa"/>
+              <w:right w:w="90" w:type="dxa"/>
             </w:tcMar>
           </w:tcPr>
           <w:p>
@@ -1617,14 +1617,14 @@
         </w:trPr>
         <w:tc>
           <w:tcPr>
-            <w:tcW w:type="dxa" w:w="1806"/>
+            <w:tcW w:type="dxa" w:w="1921"/>
             <w:vAlign w:val="center"/>
             <w:shd w:fill="FFFFFF"/>
             <w:tcMar>
-              <w:top w:w="80" w:type="dxa"/>
-              <w:bottom w:w="80" w:type="dxa"/>
-              <w:left w:w="100" w:type="dxa"/>
-              <w:right w:w="100" w:type="dxa"/>
+              <w:top w:w="70" w:type="dxa"/>
+              <w:bottom w:w="70" w:type="dxa"/>
+              <w:left w:w="90" w:type="dxa"/>
+              <w:right w:w="90" w:type="dxa"/>
             </w:tcMar>
           </w:tcPr>
           <w:p>
@@ -1644,14 +1644,14 @@
         </w:tc>
         <w:tc>
           <w:tcPr>
-            <w:tcW w:type="dxa" w:w="1806"/>
+            <w:tcW w:type="dxa" w:w="1921"/>
             <w:vAlign w:val="center"/>
             <w:shd w:fill="FFFFFF"/>
             <w:tcMar>
-              <w:top w:w="80" w:type="dxa"/>
-              <w:bottom w:w="80" w:type="dxa"/>
-              <w:left w:w="100" w:type="dxa"/>
-              <w:right w:w="100" w:type="dxa"/>
+              <w:top w:w="70" w:type="dxa"/>
+              <w:bottom w:w="70" w:type="dxa"/>
+              <w:left w:w="90" w:type="dxa"/>
+              <w:right w:w="90" w:type="dxa"/>
             </w:tcMar>
           </w:tcPr>
           <w:p>
@@ -1672,14 +1672,14 @@
         </w:tc>
         <w:tc>
           <w:tcPr>
-            <w:tcW w:type="dxa" w:w="1806"/>
+            <w:tcW w:type="dxa" w:w="1921"/>
             <w:vAlign w:val="center"/>
             <w:shd w:fill="FFFFFF"/>
             <w:tcMar>
-              <w:top w:w="80" w:type="dxa"/>
-              <w:bottom w:w="80" w:type="dxa"/>
-              <w:left w:w="100" w:type="dxa"/>
-              <w:right w:w="100" w:type="dxa"/>
+              <w:top w:w="70" w:type="dxa"/>
+              <w:bottom w:w="70" w:type="dxa"/>
+              <w:left w:w="90" w:type="dxa"/>
+              <w:right w:w="90" w:type="dxa"/>
             </w:tcMar>
           </w:tcPr>
           <w:p>
@@ -1699,14 +1699,14 @@
         </w:tc>
         <w:tc>
           <w:tcPr>
-            <w:tcW w:type="dxa" w:w="1806"/>
+            <w:tcW w:type="dxa" w:w="1921"/>
             <w:vAlign w:val="center"/>
             <w:shd w:fill="FFFFFF"/>
             <w:tcMar>
-              <w:top w:w="80" w:type="dxa"/>
-              <w:bottom w:w="80" w:type="dxa"/>
-              <w:left w:w="100" w:type="dxa"/>
-              <w:right w:w="100" w:type="dxa"/>
+              <w:top w:w="70" w:type="dxa"/>
+              <w:bottom w:w="70" w:type="dxa"/>
+              <w:left w:w="90" w:type="dxa"/>
+              <w:right w:w="90" w:type="dxa"/>
             </w:tcMar>
           </w:tcPr>
           <w:p>
@@ -1726,14 +1726,14 @@
         </w:tc>
         <w:tc>
           <w:tcPr>
-            <w:tcW w:type="dxa" w:w="1806"/>
+            <w:tcW w:type="dxa" w:w="1921"/>
             <w:vAlign w:val="center"/>
             <w:shd w:fill="FFFFFF"/>
             <w:tcMar>
-              <w:top w:w="80" w:type="dxa"/>
-              <w:bottom w:w="80" w:type="dxa"/>
-              <w:left w:w="100" w:type="dxa"/>
-              <w:right w:w="100" w:type="dxa"/>
+              <w:top w:w="70" w:type="dxa"/>
+              <w:bottom w:w="70" w:type="dxa"/>
+              <w:left w:w="90" w:type="dxa"/>
+              <w:right w:w="90" w:type="dxa"/>
             </w:tcMar>
           </w:tcPr>
           <w:p>
@@ -1771,7 +1771,7 @@
     </w:tbl>
     <w:p>
       <w:pPr>
-        <w:spacing w:after="120"/>
+        <w:spacing w:after="100"/>
       </w:pPr>
     </w:p>
     <w:p>
@@ -1871,9 +1871,9 @@
       <w:r>
         <w:rPr>
           <w:color w:val="C8D2E1"/>
-          <w:sz w:val="16"/>
+          <w:sz w:val="14"/>
         </w:rPr>
-        <w:t>_________________________________________________________________________________</w:t>
+        <w:t>———————————————————————————————————————————————————————————————————————————</w:t>
       </w:r>
     </w:p>
     <w:p>
@@ -1907,9 +1907,9 @@
         </w:tblBorders>
       </w:tblPr>
       <w:tblGrid>
-        <w:gridCol w:w="3010"/>
-        <w:gridCol w:w="3010"/>
-        <w:gridCol w:w="3010"/>
+        <w:gridCol w:w="3202"/>
+        <w:gridCol w:w="3202"/>
+        <w:gridCol w:w="3202"/>
       </w:tblGrid>
       <w:tr>
         <w:trPr>
@@ -1919,7 +1919,7 @@
         </w:trPr>
         <w:tc>
           <w:tcPr>
-            <w:tcW w:type="dxa" w:w="3010"/>
+            <w:tcW w:type="dxa" w:w="3202"/>
             <w:vAlign w:val="center"/>
             <w:shd w:fill="1F3864"/>
             <w:tcMar>
@@ -1947,7 +1947,7 @@
         </w:tc>
         <w:tc>
           <w:tcPr>
-            <w:tcW w:type="dxa" w:w="3010"/>
+            <w:tcW w:type="dxa" w:w="3202"/>
             <w:vAlign w:val="center"/>
             <w:shd w:fill="1F3864"/>
             <w:tcMar>
@@ -1975,7 +1975,7 @@
         </w:tc>
         <w:tc>
           <w:tcPr>
-            <w:tcW w:type="dxa" w:w="3010"/>
+            <w:tcW w:type="dxa" w:w="3202"/>
             <w:vAlign w:val="center"/>
             <w:shd w:fill="1F3864"/>
             <w:tcMar>
@@ -2008,14 +2008,14 @@
         </w:trPr>
         <w:tc>
           <w:tcPr>
-            <w:tcW w:type="dxa" w:w="3010"/>
+            <w:tcW w:type="dxa" w:w="3202"/>
             <w:vAlign w:val="center"/>
             <w:shd w:fill="FFFFFF"/>
             <w:tcMar>
-              <w:top w:w="80" w:type="dxa"/>
-              <w:bottom w:w="80" w:type="dxa"/>
-              <w:left w:w="100" w:type="dxa"/>
-              <w:right w:w="100" w:type="dxa"/>
+              <w:top w:w="70" w:type="dxa"/>
+              <w:bottom w:w="70" w:type="dxa"/>
+              <w:left w:w="90" w:type="dxa"/>
+              <w:right w:w="90" w:type="dxa"/>
             </w:tcMar>
           </w:tcPr>
           <w:p>
@@ -2036,14 +2036,14 @@
         </w:tc>
         <w:tc>
           <w:tcPr>
-            <w:tcW w:type="dxa" w:w="3010"/>
+            <w:tcW w:type="dxa" w:w="3202"/>
             <w:vAlign w:val="center"/>
             <w:shd w:fill="FFFFFF"/>
             <w:tcMar>
-              <w:top w:w="80" w:type="dxa"/>
-              <w:bottom w:w="80" w:type="dxa"/>
-              <w:left w:w="100" w:type="dxa"/>
-              <w:right w:w="100" w:type="dxa"/>
+              <w:top w:w="70" w:type="dxa"/>
+              <w:bottom w:w="70" w:type="dxa"/>
+              <w:left w:w="90" w:type="dxa"/>
+              <w:right w:w="90" w:type="dxa"/>
             </w:tcMar>
           </w:tcPr>
           <w:p>
@@ -2063,14 +2063,14 @@
         </w:tc>
         <w:tc>
           <w:tcPr>
-            <w:tcW w:type="dxa" w:w="3010"/>
+            <w:tcW w:type="dxa" w:w="3202"/>
             <w:vAlign w:val="center"/>
             <w:shd w:fill="FFFFFF"/>
             <w:tcMar>
-              <w:top w:w="80" w:type="dxa"/>
-              <w:bottom w:w="80" w:type="dxa"/>
-              <w:left w:w="100" w:type="dxa"/>
-              <w:right w:w="100" w:type="dxa"/>
+              <w:top w:w="70" w:type="dxa"/>
+              <w:bottom w:w="70" w:type="dxa"/>
+              <w:left w:w="90" w:type="dxa"/>
+              <w:right w:w="90" w:type="dxa"/>
             </w:tcMar>
           </w:tcPr>
           <w:p>
@@ -2095,14 +2095,14 @@
         </w:trPr>
         <w:tc>
           <w:tcPr>
-            <w:tcW w:type="dxa" w:w="3010"/>
+            <w:tcW w:type="dxa" w:w="3202"/>
             <w:vAlign w:val="center"/>
             <w:shd w:fill="F2F5F9"/>
             <w:tcMar>
-              <w:top w:w="80" w:type="dxa"/>
-              <w:bottom w:w="80" w:type="dxa"/>
-              <w:left w:w="100" w:type="dxa"/>
-              <w:right w:w="100" w:type="dxa"/>
+              <w:top w:w="70" w:type="dxa"/>
+              <w:bottom w:w="70" w:type="dxa"/>
+              <w:left w:w="90" w:type="dxa"/>
+              <w:right w:w="90" w:type="dxa"/>
             </w:tcMar>
           </w:tcPr>
           <w:p>
@@ -2123,14 +2123,14 @@
         </w:tc>
         <w:tc>
           <w:tcPr>
-            <w:tcW w:type="dxa" w:w="3010"/>
+            <w:tcW w:type="dxa" w:w="3202"/>
             <w:vAlign w:val="center"/>
             <w:shd w:fill="F2F5F9"/>
             <w:tcMar>
-              <w:top w:w="80" w:type="dxa"/>
-              <w:bottom w:w="80" w:type="dxa"/>
-              <w:left w:w="100" w:type="dxa"/>
-              <w:right w:w="100" w:type="dxa"/>
+              <w:top w:w="70" w:type="dxa"/>
+              <w:bottom w:w="70" w:type="dxa"/>
+              <w:left w:w="90" w:type="dxa"/>
+              <w:right w:w="90" w:type="dxa"/>
             </w:tcMar>
           </w:tcPr>
           <w:p>
@@ -2150,14 +2150,14 @@
         </w:tc>
         <w:tc>
           <w:tcPr>
-            <w:tcW w:type="dxa" w:w="3010"/>
+            <w:tcW w:type="dxa" w:w="3202"/>
             <w:vAlign w:val="center"/>
             <w:shd w:fill="F2F5F9"/>
             <w:tcMar>
-              <w:top w:w="80" w:type="dxa"/>
-              <w:bottom w:w="80" w:type="dxa"/>
-              <w:left w:w="100" w:type="dxa"/>
-              <w:right w:w="100" w:type="dxa"/>
+              <w:top w:w="70" w:type="dxa"/>
+              <w:bottom w:w="70" w:type="dxa"/>
+              <w:left w:w="90" w:type="dxa"/>
+              <w:right w:w="90" w:type="dxa"/>
             </w:tcMar>
           </w:tcPr>
           <w:p>
@@ -2182,14 +2182,14 @@
         </w:trPr>
         <w:tc>
           <w:tcPr>
-            <w:tcW w:type="dxa" w:w="3010"/>
+            <w:tcW w:type="dxa" w:w="3202"/>
             <w:vAlign w:val="center"/>
             <w:shd w:fill="FFFFFF"/>
             <w:tcMar>
-              <w:top w:w="80" w:type="dxa"/>
-              <w:bottom w:w="80" w:type="dxa"/>
-              <w:left w:w="100" w:type="dxa"/>
-              <w:right w:w="100" w:type="dxa"/>
+              <w:top w:w="70" w:type="dxa"/>
+              <w:bottom w:w="70" w:type="dxa"/>
+              <w:left w:w="90" w:type="dxa"/>
+              <w:right w:w="90" w:type="dxa"/>
             </w:tcMar>
           </w:tcPr>
           <w:p>
@@ -2210,14 +2210,14 @@
         </w:tc>
         <w:tc>
           <w:tcPr>
-            <w:tcW w:type="dxa" w:w="3010"/>
+            <w:tcW w:type="dxa" w:w="3202"/>
             <w:vAlign w:val="center"/>
             <w:shd w:fill="FFFFFF"/>
             <w:tcMar>
-              <w:top w:w="80" w:type="dxa"/>
-              <w:bottom w:w="80" w:type="dxa"/>
-              <w:left w:w="100" w:type="dxa"/>
-              <w:right w:w="100" w:type="dxa"/>
+              <w:top w:w="70" w:type="dxa"/>
+              <w:bottom w:w="70" w:type="dxa"/>
+              <w:left w:w="90" w:type="dxa"/>
+              <w:right w:w="90" w:type="dxa"/>
             </w:tcMar>
           </w:tcPr>
           <w:p>
@@ -2237,14 +2237,14 @@
         </w:tc>
         <w:tc>
           <w:tcPr>
-            <w:tcW w:type="dxa" w:w="3010"/>
+            <w:tcW w:type="dxa" w:w="3202"/>
             <w:vAlign w:val="center"/>
             <w:shd w:fill="FFFFFF"/>
             <w:tcMar>
-              <w:top w:w="80" w:type="dxa"/>
-              <w:bottom w:w="80" w:type="dxa"/>
-              <w:left w:w="100" w:type="dxa"/>
-              <w:right w:w="100" w:type="dxa"/>
+              <w:top w:w="70" w:type="dxa"/>
+              <w:bottom w:w="70" w:type="dxa"/>
+              <w:left w:w="90" w:type="dxa"/>
+              <w:right w:w="90" w:type="dxa"/>
             </w:tcMar>
           </w:tcPr>
           <w:p>
@@ -2266,7 +2266,7 @@
     </w:tbl>
     <w:p>
       <w:pPr>
-        <w:spacing w:after="120"/>
+        <w:spacing w:after="100"/>
       </w:pPr>
     </w:p>
     <w:p>
@@ -2298,9 +2298,9 @@
       <w:r>
         <w:rPr>
           <w:color w:val="C8D2E1"/>
-          <w:sz w:val="16"/>
+          <w:sz w:val="14"/>
         </w:rPr>
-        <w:t>_________________________________________________________________________________</w:t>
+        <w:t>———————————————————————————————————————————————————————————————————————————</w:t>
       </w:r>
     </w:p>
     <w:p>
@@ -2356,8 +2356,8 @@
         </w:tblBorders>
       </w:tblPr>
       <w:tblGrid>
-        <w:gridCol w:w="4514"/>
-        <w:gridCol w:w="4514"/>
+        <w:gridCol w:w="4802"/>
+        <w:gridCol w:w="4802"/>
       </w:tblGrid>
       <w:tr>
         <w:trPr>
@@ -2367,7 +2367,7 @@
         </w:trPr>
         <w:tc>
           <w:tcPr>
-            <w:tcW w:type="dxa" w:w="4514"/>
+            <w:tcW w:type="dxa" w:w="4802"/>
             <w:vAlign w:val="center"/>
             <w:shd w:fill="1F3864"/>
             <w:tcMar>
@@ -2395,7 +2395,7 @@
         </w:tc>
         <w:tc>
           <w:tcPr>
-            <w:tcW w:type="dxa" w:w="4514"/>
+            <w:tcW w:type="dxa" w:w="4802"/>
             <w:vAlign w:val="center"/>
             <w:shd w:fill="1F3864"/>
             <w:tcMar>
@@ -2428,14 +2428,14 @@
         </w:trPr>
         <w:tc>
           <w:tcPr>
-            <w:tcW w:type="dxa" w:w="4514"/>
+            <w:tcW w:type="dxa" w:w="4802"/>
             <w:vAlign w:val="center"/>
             <w:shd w:fill="FFFFFF"/>
             <w:tcMar>
-              <w:top w:w="80" w:type="dxa"/>
-              <w:bottom w:w="80" w:type="dxa"/>
-              <w:left w:w="100" w:type="dxa"/>
-              <w:right w:w="100" w:type="dxa"/>
+              <w:top w:w="70" w:type="dxa"/>
+              <w:bottom w:w="70" w:type="dxa"/>
+              <w:left w:w="90" w:type="dxa"/>
+              <w:right w:w="90" w:type="dxa"/>
             </w:tcMar>
           </w:tcPr>
           <w:p>
@@ -2456,14 +2456,14 @@
         </w:tc>
         <w:tc>
           <w:tcPr>
-            <w:tcW w:type="dxa" w:w="4514"/>
+            <w:tcW w:type="dxa" w:w="4802"/>
             <w:vAlign w:val="center"/>
             <w:shd w:fill="FFFFFF"/>
             <w:tcMar>
-              <w:top w:w="80" w:type="dxa"/>
-              <w:bottom w:w="80" w:type="dxa"/>
-              <w:left w:w="100" w:type="dxa"/>
-              <w:right w:w="100" w:type="dxa"/>
+              <w:top w:w="70" w:type="dxa"/>
+              <w:bottom w:w="70" w:type="dxa"/>
+              <w:left w:w="90" w:type="dxa"/>
+              <w:right w:w="90" w:type="dxa"/>
             </w:tcMar>
           </w:tcPr>
           <w:p>
@@ -2505,14 +2505,14 @@
         </w:trPr>
         <w:tc>
           <w:tcPr>
-            <w:tcW w:type="dxa" w:w="4514"/>
+            <w:tcW w:type="dxa" w:w="4802"/>
             <w:vAlign w:val="center"/>
             <w:shd w:fill="F2F5F9"/>
             <w:tcMar>
-              <w:top w:w="80" w:type="dxa"/>
-              <w:bottom w:w="80" w:type="dxa"/>
-              <w:left w:w="100" w:type="dxa"/>
-              <w:right w:w="100" w:type="dxa"/>
+              <w:top w:w="70" w:type="dxa"/>
+              <w:bottom w:w="70" w:type="dxa"/>
+              <w:left w:w="90" w:type="dxa"/>
+              <w:right w:w="90" w:type="dxa"/>
             </w:tcMar>
           </w:tcPr>
           <w:p>
@@ -2533,14 +2533,14 @@
         </w:tc>
         <w:tc>
           <w:tcPr>
-            <w:tcW w:type="dxa" w:w="4514"/>
+            <w:tcW w:type="dxa" w:w="4802"/>
             <w:vAlign w:val="center"/>
             <w:shd w:fill="F2F5F9"/>
             <w:tcMar>
-              <w:top w:w="80" w:type="dxa"/>
-              <w:bottom w:w="80" w:type="dxa"/>
-              <w:left w:w="100" w:type="dxa"/>
-              <w:right w:w="100" w:type="dxa"/>
+              <w:top w:w="70" w:type="dxa"/>
+              <w:bottom w:w="70" w:type="dxa"/>
+              <w:left w:w="90" w:type="dxa"/>
+              <w:right w:w="90" w:type="dxa"/>
             </w:tcMar>
           </w:tcPr>
           <w:p>
@@ -2598,14 +2598,14 @@
         </w:trPr>
         <w:tc>
           <w:tcPr>
-            <w:tcW w:type="dxa" w:w="4514"/>
+            <w:tcW w:type="dxa" w:w="4802"/>
             <w:vAlign w:val="center"/>
             <w:shd w:fill="FFFFFF"/>
             <w:tcMar>
-              <w:top w:w="80" w:type="dxa"/>
-              <w:bottom w:w="80" w:type="dxa"/>
-              <w:left w:w="100" w:type="dxa"/>
-              <w:right w:w="100" w:type="dxa"/>
+              <w:top w:w="70" w:type="dxa"/>
+              <w:bottom w:w="70" w:type="dxa"/>
+              <w:left w:w="90" w:type="dxa"/>
+              <w:right w:w="90" w:type="dxa"/>
             </w:tcMar>
           </w:tcPr>
           <w:p>
@@ -2626,14 +2626,14 @@
         </w:tc>
         <w:tc>
           <w:tcPr>
-            <w:tcW w:type="dxa" w:w="4514"/>
+            <w:tcW w:type="dxa" w:w="4802"/>
             <w:vAlign w:val="center"/>
             <w:shd w:fill="FFFFFF"/>
             <w:tcMar>
-              <w:top w:w="80" w:type="dxa"/>
-              <w:bottom w:w="80" w:type="dxa"/>
-              <w:left w:w="100" w:type="dxa"/>
-              <w:right w:w="100" w:type="dxa"/>
+              <w:top w:w="70" w:type="dxa"/>
+              <w:bottom w:w="70" w:type="dxa"/>
+              <w:left w:w="90" w:type="dxa"/>
+              <w:right w:w="90" w:type="dxa"/>
             </w:tcMar>
           </w:tcPr>
           <w:p>
@@ -2655,7 +2655,7 @@
     </w:tbl>
     <w:p>
       <w:pPr>
-        <w:spacing w:after="120"/>
+        <w:spacing w:after="100"/>
       </w:pPr>
     </w:p>
     <w:p>
@@ -2695,9 +2695,9 @@
       <w:r>
         <w:rPr>
           <w:color w:val="C8D2E1"/>
-          <w:sz w:val="16"/>
+          <w:sz w:val="14"/>
         </w:rPr>
-        <w:t>_________________________________________________________________________________</w:t>
+        <w:t>———————————————————————————————————————————————————————————————————————————</w:t>
       </w:r>
     </w:p>
     <w:p>
@@ -2800,8 +2800,8 @@
         </w:tblBorders>
       </w:tblPr>
       <w:tblGrid>
-        <w:gridCol w:w="4514"/>
-        <w:gridCol w:w="4514"/>
+        <w:gridCol w:w="4802"/>
+        <w:gridCol w:w="4802"/>
       </w:tblGrid>
       <w:tr>
         <w:trPr>
@@ -2811,7 +2811,7 @@
         </w:trPr>
         <w:tc>
           <w:tcPr>
-            <w:tcW w:type="dxa" w:w="4514"/>
+            <w:tcW w:type="dxa" w:w="4802"/>
             <w:vAlign w:val="center"/>
             <w:shd w:fill="1F3864"/>
             <w:tcMar>
@@ -2839,7 +2839,7 @@
         </w:tc>
         <w:tc>
           <w:tcPr>
-            <w:tcW w:type="dxa" w:w="4514"/>
+            <w:tcW w:type="dxa" w:w="4802"/>
             <w:vAlign w:val="center"/>
             <w:shd w:fill="1F3864"/>
             <w:tcMar>
@@ -2872,14 +2872,14 @@
         </w:trPr>
         <w:tc>
           <w:tcPr>
-            <w:tcW w:type="dxa" w:w="4514"/>
+            <w:tcW w:type="dxa" w:w="4802"/>
             <w:vAlign w:val="center"/>
             <w:shd w:fill="FFFFFF"/>
             <w:tcMar>
-              <w:top w:w="80" w:type="dxa"/>
-              <w:bottom w:w="80" w:type="dxa"/>
-              <w:left w:w="100" w:type="dxa"/>
-              <w:right w:w="100" w:type="dxa"/>
+              <w:top w:w="70" w:type="dxa"/>
+              <w:bottom w:w="70" w:type="dxa"/>
+              <w:left w:w="90" w:type="dxa"/>
+              <w:right w:w="90" w:type="dxa"/>
             </w:tcMar>
           </w:tcPr>
           <w:p>
@@ -2899,14 +2899,14 @@
         </w:tc>
         <w:tc>
           <w:tcPr>
-            <w:tcW w:type="dxa" w:w="4514"/>
+            <w:tcW w:type="dxa" w:w="4802"/>
             <w:vAlign w:val="center"/>
             <w:shd w:fill="FFFFFF"/>
             <w:tcMar>
-              <w:top w:w="80" w:type="dxa"/>
-              <w:bottom w:w="80" w:type="dxa"/>
-              <w:left w:w="100" w:type="dxa"/>
-              <w:right w:w="100" w:type="dxa"/>
+              <w:top w:w="70" w:type="dxa"/>
+              <w:bottom w:w="70" w:type="dxa"/>
+              <w:left w:w="90" w:type="dxa"/>
+              <w:right w:w="90" w:type="dxa"/>
             </w:tcMar>
           </w:tcPr>
           <w:p>
@@ -2931,14 +2931,14 @@
         </w:trPr>
         <w:tc>
           <w:tcPr>
-            <w:tcW w:type="dxa" w:w="4514"/>
+            <w:tcW w:type="dxa" w:w="4802"/>
             <w:vAlign w:val="center"/>
             <w:shd w:fill="F2F5F9"/>
             <w:tcMar>
-              <w:top w:w="80" w:type="dxa"/>
-              <w:bottom w:w="80" w:type="dxa"/>
-              <w:left w:w="100" w:type="dxa"/>
-              <w:right w:w="100" w:type="dxa"/>
+              <w:top w:w="70" w:type="dxa"/>
+              <w:bottom w:w="70" w:type="dxa"/>
+              <w:left w:w="90" w:type="dxa"/>
+              <w:right w:w="90" w:type="dxa"/>
             </w:tcMar>
           </w:tcPr>
           <w:p>
@@ -2958,14 +2958,14 @@
         </w:tc>
         <w:tc>
           <w:tcPr>
-            <w:tcW w:type="dxa" w:w="4514"/>
+            <w:tcW w:type="dxa" w:w="4802"/>
             <w:vAlign w:val="center"/>
             <w:shd w:fill="F2F5F9"/>
             <w:tcMar>
-              <w:top w:w="80" w:type="dxa"/>
-              <w:bottom w:w="80" w:type="dxa"/>
-              <w:left w:w="100" w:type="dxa"/>
-              <w:right w:w="100" w:type="dxa"/>
+              <w:top w:w="70" w:type="dxa"/>
+              <w:bottom w:w="70" w:type="dxa"/>
+              <w:left w:w="90" w:type="dxa"/>
+              <w:right w:w="90" w:type="dxa"/>
             </w:tcMar>
           </w:tcPr>
           <w:p>
@@ -2990,14 +2990,14 @@
         </w:trPr>
         <w:tc>
           <w:tcPr>
-            <w:tcW w:type="dxa" w:w="4514"/>
+            <w:tcW w:type="dxa" w:w="4802"/>
             <w:vAlign w:val="center"/>
             <w:shd w:fill="FFFFFF"/>
             <w:tcMar>
-              <w:top w:w="80" w:type="dxa"/>
-              <w:bottom w:w="80" w:type="dxa"/>
-              <w:left w:w="100" w:type="dxa"/>
-              <w:right w:w="100" w:type="dxa"/>
+              <w:top w:w="70" w:type="dxa"/>
+              <w:bottom w:w="70" w:type="dxa"/>
+              <w:left w:w="90" w:type="dxa"/>
+              <w:right w:w="90" w:type="dxa"/>
             </w:tcMar>
           </w:tcPr>
           <w:p>
@@ -3017,14 +3017,14 @@
         </w:tc>
         <w:tc>
           <w:tcPr>
-            <w:tcW w:type="dxa" w:w="4514"/>
+            <w:tcW w:type="dxa" w:w="4802"/>
             <w:vAlign w:val="center"/>
             <w:shd w:fill="FFFFFF"/>
             <w:tcMar>
-              <w:top w:w="80" w:type="dxa"/>
-              <w:bottom w:w="80" w:type="dxa"/>
-              <w:left w:w="100" w:type="dxa"/>
-              <w:right w:w="100" w:type="dxa"/>
+              <w:top w:w="70" w:type="dxa"/>
+              <w:bottom w:w="70" w:type="dxa"/>
+              <w:left w:w="90" w:type="dxa"/>
+              <w:right w:w="90" w:type="dxa"/>
             </w:tcMar>
           </w:tcPr>
           <w:p>
@@ -3049,14 +3049,14 @@
         </w:trPr>
         <w:tc>
           <w:tcPr>
-            <w:tcW w:type="dxa" w:w="4514"/>
+            <w:tcW w:type="dxa" w:w="4802"/>
             <w:vAlign w:val="center"/>
             <w:shd w:fill="F2F5F9"/>
             <w:tcMar>
-              <w:top w:w="80" w:type="dxa"/>
-              <w:bottom w:w="80" w:type="dxa"/>
-              <w:left w:w="100" w:type="dxa"/>
-              <w:right w:w="100" w:type="dxa"/>
+              <w:top w:w="70" w:type="dxa"/>
+              <w:bottom w:w="70" w:type="dxa"/>
+              <w:left w:w="90" w:type="dxa"/>
+              <w:right w:w="90" w:type="dxa"/>
             </w:tcMar>
           </w:tcPr>
           <w:p>
@@ -3076,14 +3076,14 @@
         </w:tc>
         <w:tc>
           <w:tcPr>
-            <w:tcW w:type="dxa" w:w="4514"/>
+            <w:tcW w:type="dxa" w:w="4802"/>
             <w:vAlign w:val="center"/>
             <w:shd w:fill="F2F5F9"/>
             <w:tcMar>
-              <w:top w:w="80" w:type="dxa"/>
-              <w:bottom w:w="80" w:type="dxa"/>
-              <w:left w:w="100" w:type="dxa"/>
-              <w:right w:w="100" w:type="dxa"/>
+              <w:top w:w="70" w:type="dxa"/>
+              <w:bottom w:w="70" w:type="dxa"/>
+              <w:left w:w="90" w:type="dxa"/>
+              <w:right w:w="90" w:type="dxa"/>
             </w:tcMar>
           </w:tcPr>
           <w:p>
@@ -3108,14 +3108,14 @@
         </w:trPr>
         <w:tc>
           <w:tcPr>
-            <w:tcW w:type="dxa" w:w="4514"/>
+            <w:tcW w:type="dxa" w:w="4802"/>
             <w:vAlign w:val="center"/>
             <w:shd w:fill="FFFFFF"/>
             <w:tcMar>
-              <w:top w:w="80" w:type="dxa"/>
-              <w:bottom w:w="80" w:type="dxa"/>
-              <w:left w:w="100" w:type="dxa"/>
-              <w:right w:w="100" w:type="dxa"/>
+              <w:top w:w="70" w:type="dxa"/>
+              <w:bottom w:w="70" w:type="dxa"/>
+              <w:left w:w="90" w:type="dxa"/>
+              <w:right w:w="90" w:type="dxa"/>
             </w:tcMar>
           </w:tcPr>
           <w:p>
@@ -3135,14 +3135,14 @@
         </w:tc>
         <w:tc>
           <w:tcPr>
-            <w:tcW w:type="dxa" w:w="4514"/>
+            <w:tcW w:type="dxa" w:w="4802"/>
             <w:vAlign w:val="center"/>
             <w:shd w:fill="FFFFFF"/>
             <w:tcMar>
-              <w:top w:w="80" w:type="dxa"/>
-              <w:bottom w:w="80" w:type="dxa"/>
-              <w:left w:w="100" w:type="dxa"/>
-              <w:right w:w="100" w:type="dxa"/>
+              <w:top w:w="70" w:type="dxa"/>
+              <w:bottom w:w="70" w:type="dxa"/>
+              <w:left w:w="90" w:type="dxa"/>
+              <w:right w:w="90" w:type="dxa"/>
             </w:tcMar>
           </w:tcPr>
           <w:p>
@@ -3164,7 +3164,7 @@
     </w:tbl>
     <w:p>
       <w:pPr>
-        <w:spacing w:after="120"/>
+        <w:spacing w:after="100"/>
       </w:pPr>
     </w:p>
     <w:p>
@@ -3187,9 +3187,9 @@
       <w:r>
         <w:rPr>
           <w:color w:val="C8D2E1"/>
-          <w:sz w:val="16"/>
+          <w:sz w:val="14"/>
         </w:rPr>
-        <w:t>_________________________________________________________________________________</w:t>
+        <w:t>———————————————————————————————————————————————————————————————————————————</w:t>
       </w:r>
     </w:p>
     <w:p>
@@ -3223,10 +3223,10 @@
         </w:tblBorders>
       </w:tblPr>
       <w:tblGrid>
-        <w:gridCol w:w="2257"/>
-        <w:gridCol w:w="2257"/>
-        <w:gridCol w:w="2257"/>
-        <w:gridCol w:w="2257"/>
+        <w:gridCol w:w="2401"/>
+        <w:gridCol w:w="2401"/>
+        <w:gridCol w:w="2401"/>
+        <w:gridCol w:w="2401"/>
       </w:tblGrid>
       <w:tr>
         <w:trPr>
@@ -3236,7 +3236,7 @@
         </w:trPr>
         <w:tc>
           <w:tcPr>
-            <w:tcW w:type="dxa" w:w="2257"/>
+            <w:tcW w:type="dxa" w:w="2401"/>
             <w:vAlign w:val="center"/>
             <w:shd w:fill="1F3864"/>
             <w:tcMar>
@@ -3264,7 +3264,7 @@
         </w:tc>
         <w:tc>
           <w:tcPr>
-            <w:tcW w:type="dxa" w:w="2257"/>
+            <w:tcW w:type="dxa" w:w="2401"/>
             <w:vAlign w:val="center"/>
             <w:shd w:fill="1F3864"/>
             <w:tcMar>
@@ -3292,7 +3292,7 @@
         </w:tc>
         <w:tc>
           <w:tcPr>
-            <w:tcW w:type="dxa" w:w="2257"/>
+            <w:tcW w:type="dxa" w:w="2401"/>
             <w:vAlign w:val="center"/>
             <w:shd w:fill="1F3864"/>
             <w:tcMar>
@@ -3320,7 +3320,7 @@
         </w:tc>
         <w:tc>
           <w:tcPr>
-            <w:tcW w:type="dxa" w:w="2257"/>
+            <w:tcW w:type="dxa" w:w="2401"/>
             <w:vAlign w:val="center"/>
             <w:shd w:fill="1F3864"/>
             <w:tcMar>
@@ -3353,14 +3353,14 @@
         </w:trPr>
         <w:tc>
           <w:tcPr>
-            <w:tcW w:type="dxa" w:w="2257"/>
+            <w:tcW w:type="dxa" w:w="2401"/>
             <w:vAlign w:val="center"/>
             <w:shd w:fill="FFFFFF"/>
             <w:tcMar>
-              <w:top w:w="80" w:type="dxa"/>
-              <w:bottom w:w="80" w:type="dxa"/>
-              <w:left w:w="100" w:type="dxa"/>
-              <w:right w:w="100" w:type="dxa"/>
+              <w:top w:w="70" w:type="dxa"/>
+              <w:bottom w:w="70" w:type="dxa"/>
+              <w:left w:w="90" w:type="dxa"/>
+              <w:right w:w="90" w:type="dxa"/>
             </w:tcMar>
           </w:tcPr>
           <w:p>
@@ -3380,14 +3380,14 @@
         </w:tc>
         <w:tc>
           <w:tcPr>
-            <w:tcW w:type="dxa" w:w="2257"/>
+            <w:tcW w:type="dxa" w:w="2401"/>
             <w:vAlign w:val="center"/>
             <w:shd w:fill="FFFFFF"/>
             <w:tcMar>
-              <w:top w:w="80" w:type="dxa"/>
-              <w:bottom w:w="80" w:type="dxa"/>
-              <w:left w:w="100" w:type="dxa"/>
-              <w:right w:w="100" w:type="dxa"/>
+              <w:top w:w="70" w:type="dxa"/>
+              <w:bottom w:w="70" w:type="dxa"/>
+              <w:left w:w="90" w:type="dxa"/>
+              <w:right w:w="90" w:type="dxa"/>
             </w:tcMar>
           </w:tcPr>
           <w:p>
@@ -3407,14 +3407,14 @@
         </w:tc>
         <w:tc>
           <w:tcPr>
-            <w:tcW w:type="dxa" w:w="2257"/>
+            <w:tcW w:type="dxa" w:w="2401"/>
             <w:vAlign w:val="center"/>
             <w:shd w:fill="FFFFFF"/>
             <w:tcMar>
-              <w:top w:w="80" w:type="dxa"/>
-              <w:bottom w:w="80" w:type="dxa"/>
-              <w:left w:w="100" w:type="dxa"/>
-              <w:right w:w="100" w:type="dxa"/>
+              <w:top w:w="70" w:type="dxa"/>
+              <w:bottom w:w="70" w:type="dxa"/>
+              <w:left w:w="90" w:type="dxa"/>
+              <w:right w:w="90" w:type="dxa"/>
             </w:tcMar>
           </w:tcPr>
           <w:p>
@@ -3514,14 +3514,14 @@
         </w:tc>
         <w:tc>
           <w:tcPr>
-            <w:tcW w:type="dxa" w:w="2257"/>
+            <w:tcW w:type="dxa" w:w="2401"/>
             <w:vAlign w:val="center"/>
             <w:shd w:fill="FFFFFF"/>
             <w:tcMar>
-              <w:top w:w="80" w:type="dxa"/>
-              <w:bottom w:w="80" w:type="dxa"/>
-              <w:left w:w="100" w:type="dxa"/>
-              <w:right w:w="100" w:type="dxa"/>
+              <w:top w:w="70" w:type="dxa"/>
+              <w:bottom w:w="70" w:type="dxa"/>
+              <w:left w:w="90" w:type="dxa"/>
+              <w:right w:w="90" w:type="dxa"/>
             </w:tcMar>
           </w:tcPr>
           <w:p>
@@ -3546,14 +3546,14 @@
         </w:trPr>
         <w:tc>
           <w:tcPr>
-            <w:tcW w:type="dxa" w:w="2257"/>
+            <w:tcW w:type="dxa" w:w="2401"/>
             <w:vAlign w:val="center"/>
             <w:shd w:fill="F2F5F9"/>
             <w:tcMar>
-              <w:top w:w="80" w:type="dxa"/>
-              <w:bottom w:w="80" w:type="dxa"/>
-              <w:left w:w="100" w:type="dxa"/>
-              <w:right w:w="100" w:type="dxa"/>
+              <w:top w:w="70" w:type="dxa"/>
+              <w:bottom w:w="70" w:type="dxa"/>
+              <w:left w:w="90" w:type="dxa"/>
+              <w:right w:w="90" w:type="dxa"/>
             </w:tcMar>
           </w:tcPr>
           <w:p>
@@ -3573,14 +3573,14 @@
         </w:tc>
         <w:tc>
           <w:tcPr>
-            <w:tcW w:type="dxa" w:w="2257"/>
+            <w:tcW w:type="dxa" w:w="2401"/>
             <w:vAlign w:val="center"/>
             <w:shd w:fill="F2F5F9"/>
             <w:tcMar>
-              <w:top w:w="80" w:type="dxa"/>
-              <w:bottom w:w="80" w:type="dxa"/>
-              <w:left w:w="100" w:type="dxa"/>
-              <w:right w:w="100" w:type="dxa"/>
+              <w:top w:w="70" w:type="dxa"/>
+              <w:bottom w:w="70" w:type="dxa"/>
+              <w:left w:w="90" w:type="dxa"/>
+              <w:right w:w="90" w:type="dxa"/>
             </w:tcMar>
           </w:tcPr>
           <w:p>
@@ -3600,14 +3600,14 @@
         </w:tc>
         <w:tc>
           <w:tcPr>
-            <w:tcW w:type="dxa" w:w="2257"/>
+            <w:tcW w:type="dxa" w:w="2401"/>
             <w:vAlign w:val="center"/>
             <w:shd w:fill="F2F5F9"/>
             <w:tcMar>
-              <w:top w:w="80" w:type="dxa"/>
-              <w:bottom w:w="80" w:type="dxa"/>
-              <w:left w:w="100" w:type="dxa"/>
-              <w:right w:w="100" w:type="dxa"/>
+              <w:top w:w="70" w:type="dxa"/>
+              <w:bottom w:w="70" w:type="dxa"/>
+              <w:left w:w="90" w:type="dxa"/>
+              <w:right w:w="90" w:type="dxa"/>
             </w:tcMar>
           </w:tcPr>
           <w:p>
@@ -3691,14 +3691,14 @@
         </w:tc>
         <w:tc>
           <w:tcPr>
-            <w:tcW w:type="dxa" w:w="2257"/>
+            <w:tcW w:type="dxa" w:w="2401"/>
             <w:vAlign w:val="center"/>
             <w:shd w:fill="F2F5F9"/>
             <w:tcMar>
-              <w:top w:w="80" w:type="dxa"/>
-              <w:bottom w:w="80" w:type="dxa"/>
-              <w:left w:w="100" w:type="dxa"/>
-              <w:right w:w="100" w:type="dxa"/>
+              <w:top w:w="70" w:type="dxa"/>
+              <w:bottom w:w="70" w:type="dxa"/>
+              <w:left w:w="90" w:type="dxa"/>
+              <w:right w:w="90" w:type="dxa"/>
             </w:tcMar>
           </w:tcPr>
           <w:p>
@@ -3720,7 +3720,7 @@
     </w:tbl>
     <w:p>
       <w:pPr>
-        <w:spacing w:after="120"/>
+        <w:spacing w:after="100"/>
       </w:pPr>
     </w:p>
     <w:p>
@@ -3730,9 +3730,9 @@
       <w:r>
         <w:rPr>
           <w:color w:val="C8D2E1"/>
-          <w:sz w:val="16"/>
+          <w:sz w:val="14"/>
         </w:rPr>
-        <w:t>_________________________________________________________________________________</w:t>
+        <w:t>———————————————————————————————————————————————————————————————————————————</w:t>
       </w:r>
     </w:p>
     <w:p>
@@ -3766,8 +3766,8 @@
         </w:tblBorders>
       </w:tblPr>
       <w:tblGrid>
-        <w:gridCol w:w="4514"/>
-        <w:gridCol w:w="4514"/>
+        <w:gridCol w:w="4802"/>
+        <w:gridCol w:w="4802"/>
       </w:tblGrid>
       <w:tr>
         <w:trPr>
@@ -3777,7 +3777,7 @@
         </w:trPr>
         <w:tc>
           <w:tcPr>
-            <w:tcW w:type="dxa" w:w="4514"/>
+            <w:tcW w:type="dxa" w:w="4802"/>
             <w:vAlign w:val="center"/>
             <w:shd w:fill="1F3864"/>
             <w:tcMar>
@@ -3805,7 +3805,7 @@
         </w:tc>
         <w:tc>
           <w:tcPr>
-            <w:tcW w:type="dxa" w:w="4514"/>
+            <w:tcW w:type="dxa" w:w="4802"/>
             <w:vAlign w:val="center"/>
             <w:shd w:fill="1F3864"/>
             <w:tcMar>
@@ -3838,14 +3838,14 @@
         </w:trPr>
         <w:tc>
           <w:tcPr>
-            <w:tcW w:type="dxa" w:w="4514"/>
+            <w:tcW w:type="dxa" w:w="4802"/>
             <w:vAlign w:val="center"/>
             <w:shd w:fill="FFFFFF"/>
             <w:tcMar>
-              <w:top w:w="80" w:type="dxa"/>
-              <w:bottom w:w="80" w:type="dxa"/>
-              <w:left w:w="100" w:type="dxa"/>
-              <w:right w:w="100" w:type="dxa"/>
+              <w:top w:w="70" w:type="dxa"/>
+              <w:bottom w:w="70" w:type="dxa"/>
+              <w:left w:w="90" w:type="dxa"/>
+              <w:right w:w="90" w:type="dxa"/>
             </w:tcMar>
           </w:tcPr>
           <w:p>
@@ -3866,14 +3866,14 @@
         </w:tc>
         <w:tc>
           <w:tcPr>
-            <w:tcW w:type="dxa" w:w="4514"/>
+            <w:tcW w:type="dxa" w:w="4802"/>
             <w:vAlign w:val="center"/>
             <w:shd w:fill="FFFFFF"/>
             <w:tcMar>
-              <w:top w:w="80" w:type="dxa"/>
-              <w:bottom w:w="80" w:type="dxa"/>
-              <w:left w:w="100" w:type="dxa"/>
-              <w:right w:w="100" w:type="dxa"/>
+              <w:top w:w="70" w:type="dxa"/>
+              <w:bottom w:w="70" w:type="dxa"/>
+              <w:left w:w="90" w:type="dxa"/>
+              <w:right w:w="90" w:type="dxa"/>
             </w:tcMar>
           </w:tcPr>
           <w:p>
@@ -3898,14 +3898,14 @@
         </w:trPr>
         <w:tc>
           <w:tcPr>
-            <w:tcW w:type="dxa" w:w="4514"/>
+            <w:tcW w:type="dxa" w:w="4802"/>
             <w:vAlign w:val="center"/>
             <w:shd w:fill="F2F5F9"/>
             <w:tcMar>
-              <w:top w:w="80" w:type="dxa"/>
-              <w:bottom w:w="80" w:type="dxa"/>
-              <w:left w:w="100" w:type="dxa"/>
-              <w:right w:w="100" w:type="dxa"/>
+              <w:top w:w="70" w:type="dxa"/>
+              <w:bottom w:w="70" w:type="dxa"/>
+              <w:left w:w="90" w:type="dxa"/>
+              <w:right w:w="90" w:type="dxa"/>
             </w:tcMar>
           </w:tcPr>
           <w:p>
@@ -3926,14 +3926,14 @@
         </w:tc>
         <w:tc>
           <w:tcPr>
-            <w:tcW w:type="dxa" w:w="4514"/>
+            <w:tcW w:type="dxa" w:w="4802"/>
             <w:vAlign w:val="center"/>
             <w:shd w:fill="F2F5F9"/>
             <w:tcMar>
-              <w:top w:w="80" w:type="dxa"/>
-              <w:bottom w:w="80" w:type="dxa"/>
-              <w:left w:w="100" w:type="dxa"/>
-              <w:right w:w="100" w:type="dxa"/>
+              <w:top w:w="70" w:type="dxa"/>
+              <w:bottom w:w="70" w:type="dxa"/>
+              <w:left w:w="90" w:type="dxa"/>
+              <w:right w:w="90" w:type="dxa"/>
             </w:tcMar>
           </w:tcPr>
           <w:p>
@@ -3958,14 +3958,14 @@
         </w:trPr>
         <w:tc>
           <w:tcPr>
-            <w:tcW w:type="dxa" w:w="4514"/>
+            <w:tcW w:type="dxa" w:w="4802"/>
             <w:vAlign w:val="center"/>
             <w:shd w:fill="FFFFFF"/>
             <w:tcMar>
-              <w:top w:w="80" w:type="dxa"/>
-              <w:bottom w:w="80" w:type="dxa"/>
-              <w:left w:w="100" w:type="dxa"/>
-              <w:right w:w="100" w:type="dxa"/>
+              <w:top w:w="70" w:type="dxa"/>
+              <w:bottom w:w="70" w:type="dxa"/>
+              <w:left w:w="90" w:type="dxa"/>
+              <w:right w:w="90" w:type="dxa"/>
             </w:tcMar>
           </w:tcPr>
           <w:p>
@@ -3986,14 +3986,14 @@
         </w:tc>
         <w:tc>
           <w:tcPr>
-            <w:tcW w:type="dxa" w:w="4514"/>
+            <w:tcW w:type="dxa" w:w="4802"/>
             <w:vAlign w:val="center"/>
             <w:shd w:fill="FFFFFF"/>
             <w:tcMar>
-              <w:top w:w="80" w:type="dxa"/>
-              <w:bottom w:w="80" w:type="dxa"/>
-              <w:left w:w="100" w:type="dxa"/>
-              <w:right w:w="100" w:type="dxa"/>
+              <w:top w:w="70" w:type="dxa"/>
+              <w:bottom w:w="70" w:type="dxa"/>
+              <w:left w:w="90" w:type="dxa"/>
+              <w:right w:w="90" w:type="dxa"/>
             </w:tcMar>
           </w:tcPr>
           <w:p>
@@ -4018,14 +4018,14 @@
         </w:trPr>
         <w:tc>
           <w:tcPr>
-            <w:tcW w:type="dxa" w:w="4514"/>
+            <w:tcW w:type="dxa" w:w="4802"/>
             <w:vAlign w:val="center"/>
             <w:shd w:fill="F2F5F9"/>
             <w:tcMar>
-              <w:top w:w="80" w:type="dxa"/>
-              <w:bottom w:w="80" w:type="dxa"/>
-              <w:left w:w="100" w:type="dxa"/>
-              <w:right w:w="100" w:type="dxa"/>
+              <w:top w:w="70" w:type="dxa"/>
+              <w:bottom w:w="70" w:type="dxa"/>
+              <w:left w:w="90" w:type="dxa"/>
+              <w:right w:w="90" w:type="dxa"/>
             </w:tcMar>
           </w:tcPr>
           <w:p>
@@ -4046,14 +4046,14 @@
         </w:tc>
         <w:tc>
           <w:tcPr>
-            <w:tcW w:type="dxa" w:w="4514"/>
+            <w:tcW w:type="dxa" w:w="4802"/>
             <w:vAlign w:val="center"/>
             <w:shd w:fill="F2F5F9"/>
             <w:tcMar>
-              <w:top w:w="80" w:type="dxa"/>
-              <w:bottom w:w="80" w:type="dxa"/>
-              <w:left w:w="100" w:type="dxa"/>
-              <w:right w:w="100" w:type="dxa"/>
+              <w:top w:w="70" w:type="dxa"/>
+              <w:bottom w:w="70" w:type="dxa"/>
+              <w:left w:w="90" w:type="dxa"/>
+              <w:right w:w="90" w:type="dxa"/>
             </w:tcMar>
           </w:tcPr>
           <w:p>
@@ -4078,14 +4078,14 @@
         </w:trPr>
         <w:tc>
           <w:tcPr>
-            <w:tcW w:type="dxa" w:w="4514"/>
+            <w:tcW w:type="dxa" w:w="4802"/>
             <w:vAlign w:val="center"/>
             <w:shd w:fill="FFFFFF"/>
             <w:tcMar>
-              <w:top w:w="80" w:type="dxa"/>
-              <w:bottom w:w="80" w:type="dxa"/>
-              <w:left w:w="100" w:type="dxa"/>
-              <w:right w:w="100" w:type="dxa"/>
+              <w:top w:w="70" w:type="dxa"/>
+              <w:bottom w:w="70" w:type="dxa"/>
+              <w:left w:w="90" w:type="dxa"/>
+              <w:right w:w="90" w:type="dxa"/>
             </w:tcMar>
           </w:tcPr>
           <w:p>
@@ -4106,14 +4106,14 @@
         </w:tc>
         <w:tc>
           <w:tcPr>
-            <w:tcW w:type="dxa" w:w="4514"/>
+            <w:tcW w:type="dxa" w:w="4802"/>
             <w:vAlign w:val="center"/>
             <w:shd w:fill="FFFFFF"/>
             <w:tcMar>
-              <w:top w:w="80" w:type="dxa"/>
-              <w:bottom w:w="80" w:type="dxa"/>
-              <w:left w:w="100" w:type="dxa"/>
-              <w:right w:w="100" w:type="dxa"/>
+              <w:top w:w="70" w:type="dxa"/>
+              <w:bottom w:w="70" w:type="dxa"/>
+              <w:left w:w="90" w:type="dxa"/>
+              <w:right w:w="90" w:type="dxa"/>
             </w:tcMar>
           </w:tcPr>
           <w:p>
@@ -4135,7 +4135,7 @@
     </w:tbl>
     <w:p>
       <w:pPr>
-        <w:spacing w:after="120"/>
+        <w:spacing w:after="100"/>
       </w:pPr>
     </w:p>
     <w:p>
@@ -4145,9 +4145,9 @@
       <w:r>
         <w:rPr>
           <w:color w:val="C8D2E1"/>
-          <w:sz w:val="16"/>
+          <w:sz w:val="14"/>
         </w:rPr>
-        <w:t>_________________________________________________________________________________</w:t>
+        <w:t>———————————————————————————————————————————————————————————————————————————</w:t>
       </w:r>
     </w:p>
     <w:p>
@@ -4165,13 +4165,53 @@
       </w:r>
     </w:p>
     <w:sectPr>
+      <w:headerReference w:type="default" r:id="rId9"/>
+      <w:footerReference w:type="default" r:id="rId10"/>
       <w:pgSz w:w="11909" w:h="16834"/>
-      <w:pgMar w:top="1440" w:right="1440" w:bottom="1440" w:left="1440" w:header="720" w:footer="720" w:gutter="0"/>
+      <w:pgMar w:top="1152" w:right="1152" w:bottom="1152" w:left="1152" w:header="720" w:footer="720" w:gutter="0"/>
       <w:cols w:space="720"/>
       <w:docGrid w:linePitch="360"/>
     </w:sectPr>
   </w:body>
 </w:document>
+</file>
+
+<file path=word/footer1.xml><?xml version="1.0" encoding="utf-8"?>
+<w:ftr xmlns:m="http://schemas.openxmlformats.org/officeDocument/2006/math" xmlns:mc="http://schemas.openxmlformats.org/markup-compatibility/2006" xmlns:mo="http://schemas.microsoft.com/office/mac/office/2008/main" xmlns:mv="urn:schemas-microsoft-com:mac:vml" xmlns:o="urn:schemas-microsoft-com:office:office" xmlns:r="http://schemas.openxmlformats.org/officeDocument/2006/relationships" xmlns:v="urn:schemas-microsoft-com:vml" xmlns:w10="urn:schemas-microsoft-com:office:word" xmlns:w14="http://schemas.microsoft.com/office/word/2010/wordml" xmlns:w="http://schemas.openxmlformats.org/wordprocessingml/2006/main" xmlns:wne="http://schemas.microsoft.com/office/word/2006/wordml" xmlns:wp14="http://schemas.microsoft.com/office/word/2010/wordprocessingDrawing" xmlns:wp="http://schemas.openxmlformats.org/drawingml/2006/wordprocessingDrawing" xmlns:wpc="http://schemas.microsoft.com/office/word/2010/wordprocessingCanvas" xmlns:wpg="http://schemas.microsoft.com/office/word/2010/wordprocessingGroup" xmlns:wpi="http://schemas.microsoft.com/office/word/2010/wordprocessingInk" xmlns:wps="http://schemas.microsoft.com/office/word/2010/wordprocessingShape" mc:Ignorable="w14 wp14">
+  <w:p>
+    <w:pPr>
+      <w:pStyle w:val="Footer"/>
+      <w:jc w:val="left"/>
+    </w:pPr>
+    <w:r>
+      <w:rPr>
+        <w:rFonts w:ascii="Calibri" w:hAnsi="Calibri"/>
+        <w:color w:val="646464"/>
+        <w:sz w:val="17"/>
+      </w:rPr>
+      <w:t>Buku Kurikulum KPT-OBE SISTEKIN 2026  |  FSTI Universitas Widyagama Malang</w:t>
+    </w:r>
+  </w:p>
+</w:ftr>
+</file>
+
+<file path=word/header1.xml><?xml version="1.0" encoding="utf-8"?>
+<w:hdr xmlns:m="http://schemas.openxmlformats.org/officeDocument/2006/math" xmlns:mc="http://schemas.openxmlformats.org/markup-compatibility/2006" xmlns:mo="http://schemas.microsoft.com/office/mac/office/2008/main" xmlns:mv="urn:schemas-microsoft-com:mac:vml" xmlns:o="urn:schemas-microsoft-com:office:office" xmlns:r="http://schemas.openxmlformats.org/officeDocument/2006/relationships" xmlns:v="urn:schemas-microsoft-com:vml" xmlns:w10="urn:schemas-microsoft-com:office:word" xmlns:w14="http://schemas.microsoft.com/office/word/2010/wordml" xmlns:w="http://schemas.openxmlformats.org/wordprocessingml/2006/main" xmlns:wne="http://schemas.microsoft.com/office/word/2006/wordml" xmlns:wp14="http://schemas.microsoft.com/office/word/2010/wordprocessingDrawing" xmlns:wp="http://schemas.openxmlformats.org/drawingml/2006/wordprocessingDrawing" xmlns:wpc="http://schemas.microsoft.com/office/word/2010/wordprocessingCanvas" xmlns:wpg="http://schemas.microsoft.com/office/word/2010/wordprocessingGroup" xmlns:wpi="http://schemas.microsoft.com/office/word/2010/wordprocessingInk" xmlns:wps="http://schemas.microsoft.com/office/word/2010/wordprocessingShape" mc:Ignorable="w14 wp14">
+  <w:p>
+    <w:pPr>
+      <w:pStyle w:val="Header"/>
+      <w:jc w:val="right"/>
+    </w:pPr>
+    <w:r>
+      <w:rPr>
+        <w:rFonts w:ascii="Calibri" w:hAnsi="Calibri"/>
+        <w:color w:val="646464"/>
+        <w:sz w:val="17"/>
+      </w:rPr>
+      <w:t>PROGRAM STUDI SISTEM DAN TEKNOLOGI INFORMASI (SISTEKIN) — FSTI UWG</w:t>
+    </w:r>
+  </w:p>
+</w:hdr>
 </file>
 
 <file path=word/numbering.xml><?xml version="1.0" encoding="utf-8"?>
